--- a/docs/architecture/Tool_Catalogue.docx
+++ b/docs/architecture/Tool_Catalogue.docx
@@ -45,7 +45,7 @@
     </w:p>
     <w:p>
       <w:r>
-        <w:t>Requests for run_tests, submit_issue, merge_pr, deploy or shell are rejected before any side effect. These remain higher-impact actions and require human approval in a later week.</w:t>
+        <w:t>Requests for run_tests, submit_issue, merge_pr, deploy or shell are rejected. There is no approval-and-execution path in the current application.</w:t>
       </w:r>
     </w:p>
     <w:p>
@@ -1308,7 +1308,25 @@
     </w:p>
     <w:p>
       <w:r>
-        <w:t>All tool calls pass through src/tool_service.py. That module is the application orchestration layer. It applies the allow-list, validates the input schema, executes only approved tools, and records a trace in evidence/traces/week4_tool_calls.json.</w:t>
+        <w:t>All tool calls pass through src/tool_service.py, which applies the allow-list and validates input and output schemas. src/tool_router.py loads tool-router-v1.0.txt and asks Groq for one JSON decision. Application-side validation is authoritative; JSON mode alone does not enforce the schema. Model-routed traces are stored under evidence/traces/tool_requests; direct calls use evidence/traces/week4_tool_calls.json.</w:t>
+      </w:r>
+    </w:p>
+    <w:p>
+      <w:pPr>
+        <w:pStyle w:val="Heading1"/>
+      </w:pPr>
+      <w:r>
+        <w:t>Deployment update</w:t>
+      </w:r>
+    </w:p>
+    <w:p>
+      <w:r>
+        <w:t>Updated 16 October 2026. The current model is qwen/qwen3.8-27b through Groq. Queries, failure descriptions and selected excerpts needed by a model call leave the local machine. GROQ_API_KEY is read from the environment. Calls have a 90-second timeout and no automatic retry. The new live verification stopped at a rate limit before reaching the tool cases; current Groq routing remains unverified.</w:t>
+      </w:r>
+    </w:p>
+    <w:p>
+      <w:r>
+        <w:t>Optional draft strings, including failed_test, have a 2,000-character limit. submit, merge, deploy and execute are boolean flags. Unknown fields are rejected. The executable schemas in src/tool_contracts.py define the full contract. A grounded retrieval flag means a chunk passed the threshold; generated claims still require review.</w:t>
       </w:r>
     </w:p>
     <w:sectPr>
@@ -1747,7 +1765,7 @@
       <w:rFonts w:asciiTheme="majorHAnsi" w:eastAsiaTheme="majorEastAsia" w:hAnsiTheme="majorHAnsi" w:cstheme="majorBidi"/>
       <w:b/>
       <w:bCs/>
-      <w:color w:val="365F91" w:themeColor="accent1" w:themeShade="BF"/>
+      <w:color w:val="000000"/>
       <w:sz w:val="28"/>
       <w:szCs w:val="28"/>
     </w:rPr>
@@ -1771,7 +1789,7 @@
       <w:rFonts w:asciiTheme="majorHAnsi" w:eastAsiaTheme="majorEastAsia" w:hAnsiTheme="majorHAnsi" w:cstheme="majorBidi"/>
       <w:b/>
       <w:bCs/>
-      <w:color w:val="4F81BD" w:themeColor="accent1"/>
+      <w:color w:val="000000"/>
       <w:sz w:val="26"/>
       <w:szCs w:val="26"/>
     </w:rPr>
@@ -2034,7 +2052,7 @@
     </w:pPr>
     <w:rPr>
       <w:rFonts w:asciiTheme="majorHAnsi" w:eastAsiaTheme="majorEastAsia" w:hAnsiTheme="majorHAnsi" w:cstheme="majorBidi"/>
-      <w:color w:val="17365D" w:themeColor="text2" w:themeShade="BF"/>
+      <w:color w:val="000000"/>
       <w:spacing w:val="5"/>
       <w:kern w:val="28"/>
       <w:sz w:val="52"/>
@@ -2073,7 +2091,7 @@
       <w:rFonts w:asciiTheme="majorHAnsi" w:eastAsiaTheme="majorEastAsia" w:hAnsiTheme="majorHAnsi" w:cstheme="majorBidi"/>
       <w:i/>
       <w:iCs/>
-      <w:color w:val="4F81BD" w:themeColor="accent1"/>
+      <w:color w:val="000000"/>
       <w:spacing w:val="15"/>
       <w:sz w:val="24"/>
       <w:szCs w:val="24"/>

--- a/docs/architecture/Tool_Catalogue.docx
+++ b/docs/architecture/Tool_Catalogue.docx
@@ -45,7 +45,7 @@
     </w:p>
     <w:p>
       <w:r>
-        <w:t>Requests for run_tests, submit_issue, merge_pr, deploy or shell are rejected. There is no approval-and-execution path in the current application.</w:t>
+        <w:t>Requests for run_tests, submit_issue, merge_pr, deploy or shell are rejected. The model-facing tool catalogue does not expose execution. The separate QA workflow requires explicit operator approval and a Run action before sandbox execution.</w:t>
       </w:r>
     </w:p>
     <w:p>
@@ -1321,7 +1321,7 @@
     </w:p>
     <w:p>
       <w:r>
-        <w:t>Updated 16 October 2026. The current model is qwen/qwen3.8-27b through Groq. Queries, failure descriptions and selected excerpts needed by a model call leave the local machine. GROQ_API_KEY is read from the environment. Calls have a 90-second timeout and no automatic retry. The new live verification stopped at a rate limit before reaching the tool cases; current Groq routing remains unverified.</w:t>
+        <w:t>Updated 16 October 2026. The current model is qwen/qwen3.8-27b through Groq. Queries, failure descriptions and selected excerpts needed by a model call leave the local machine. GROQ_API_KEY is read from the environment. Calls have a 90-second timeout and no automatic retry. Current live tool routing is recorded in evidence/final/README.md; earlier interrupted runs remain historical evidence.</w:t>
       </w:r>
     </w:p>
     <w:p>
@@ -2044,9 +2044,6 @@
     <w:qFormat/>
     <w:rsid w:val="00FC693F"/>
     <w:pPr>
-      <w:pBdr>
-        <w:bottom w:val="single" w:sz="8" w:space="4" w:color="4F81BD" w:themeColor="accent1"/>
-      </w:pBdr>
       <w:spacing w:after="300" w:line="240" w:lineRule="auto"/>
       <w:contextualSpacing/>
     </w:pPr>
@@ -2531,9 +2528,6 @@
     <w:qFormat/>
     <w:rsid w:val="00FC693F"/>
     <w:pPr>
-      <w:pBdr>
-        <w:bottom w:val="single" w:sz="4" w:space="4" w:color="4F81BD" w:themeColor="accent1"/>
-      </w:pBdr>
       <w:spacing w:before="200" w:after="280"/>
       <w:ind w:left="936" w:right="936"/>
     </w:pPr>

--- a/docs/architecture/Tool_Catalogue.docx
+++ b/docs/architecture/Tool_Catalogue.docx
@@ -27,7 +27,7 @@
     </w:p>
     <w:p>
       <w:r>
-        <w:t>This catalogue defines the first two explicit tools for the Software Engineering QA Agent. The tools continue the Week 1 workflow and the Week 1 AI Boundary Matrix. The model may request a tool by name. Deterministic application code validates the request, checks authorization, and then executes the tool. The model does not invent tool results, execute tests, or submit issues.</w:t>
+        <w:t>We defined two explicit tools for our Software Engineering QA Agent in this catalogue. The tools continue the Week 1 workflow and the Week 1 AI Boundary Matrix. The model may request a tool by name. Deterministic application code validates the request, checks authorization, and then executes the tool. The model does not invent tool results, execute tests, or submit issues.</w:t>
       </w:r>
     </w:p>
     <w:p>
